--- a/MLDP Program Codes Submission Declaration.docx
+++ b/MLDP Program Codes Submission Declaration.docx
@@ -1313,8 +1313,8 @@
         <w:tblLook w:val="04A0" w:firstRow="1" w:lastRow="0" w:firstColumn="1" w:lastColumn="0" w:noHBand="0" w:noVBand="1"/>
       </w:tblPr>
       <w:tblGrid>
-        <w:gridCol w:w="2335"/>
-        <w:gridCol w:w="6681"/>
+        <w:gridCol w:w="1534"/>
+        <w:gridCol w:w="7482"/>
       </w:tblGrid>
       <w:tr>
         <w:tc>
@@ -1350,36 +1350,16 @@
                 <w:rFonts w:ascii="Arial" w:hAnsi="Arial" w:cs="Arial"/>
               </w:rPr>
             </w:pPr>
+            <w:hyperlink r:id="rId6" w:history="1">
+              <w:r>
+                <w:rPr>
+                  <w:rStyle w:val="Hyperlink"/>
+                  <w:rFonts w:ascii="Arial" w:hAnsi="Arial" w:cs="Arial"/>
+                </w:rPr>
+                <w:t>https://data.gov.sg/datasets/d_8b84c4ee58e3cfc0ece0d773c8ca6abc/view</w:t>
+              </w:r>
+            </w:hyperlink>
           </w:p>
-        </w:tc>
-      </w:tr>
-      <w:tr>
-        <w:tc>
-          <w:tcPr>
-            <w:tcW w:w="2335" w:type="dxa"/>
-          </w:tcPr>
-          <w:p>
-            <w:pPr>
-              <w:rPr>
-                <w:rFonts w:ascii="Arial" w:hAnsi="Arial" w:cs="Arial"/>
-                <w:b/>
-                <w:bCs/>
-              </w:rPr>
-            </w:pPr>
-            <w:r>
-              <w:rPr>
-                <w:rFonts w:ascii="Arial" w:hAnsi="Arial" w:cs="Arial"/>
-                <w:b/>
-                <w:bCs/>
-              </w:rPr>
-              <w:t>GitHub link</w:t>
-            </w:r>
-          </w:p>
-        </w:tc>
-        <w:tc>
-          <w:tcPr>
-            <w:tcW w:w="6681" w:type="dxa"/>
-          </w:tcPr>
           <w:p>
             <w:pPr>
               <w:rPr>
@@ -1408,6 +1388,58 @@
                 <w:b/>
                 <w:bCs/>
               </w:rPr>
+              <w:t>GitHub link</w:t>
+            </w:r>
+          </w:p>
+        </w:tc>
+        <w:tc>
+          <w:tcPr>
+            <w:tcW w:w="6681" w:type="dxa"/>
+          </w:tcPr>
+          <w:p>
+            <w:pPr>
+              <w:rPr>
+                <w:rFonts w:ascii="Arial" w:hAnsi="Arial" w:cs="Arial"/>
+              </w:rPr>
+            </w:pPr>
+            <w:hyperlink r:id="rId7" w:history="1">
+              <w:r>
+                <w:rPr>
+                  <w:rStyle w:val="Hyperlink"/>
+                  <w:rFonts w:ascii="Arial" w:hAnsi="Arial" w:cs="Arial"/>
+                </w:rPr>
+                <w:t>https://github.com/zephen1234/mldp-project.git</w:t>
+              </w:r>
+            </w:hyperlink>
+          </w:p>
+          <w:p>
+            <w:pPr>
+              <w:rPr>
+                <w:rFonts w:ascii="Arial" w:hAnsi="Arial" w:cs="Arial"/>
+              </w:rPr>
+            </w:pPr>
+          </w:p>
+        </w:tc>
+      </w:tr>
+      <w:tr>
+        <w:tc>
+          <w:tcPr>
+            <w:tcW w:w="2335" w:type="dxa"/>
+          </w:tcPr>
+          <w:p>
+            <w:pPr>
+              <w:rPr>
+                <w:rFonts w:ascii="Arial" w:hAnsi="Arial" w:cs="Arial"/>
+                <w:b/>
+                <w:bCs/>
+              </w:rPr>
+            </w:pPr>
+            <w:r>
+              <w:rPr>
+                <w:rFonts w:ascii="Arial" w:hAnsi="Arial" w:cs="Arial"/>
+                <w:b/>
+                <w:bCs/>
+              </w:rPr>
               <w:t>Streamlit link</w:t>
             </w:r>
           </w:p>
@@ -1422,6 +1454,21 @@
                 <w:rFonts w:ascii="Arial" w:hAnsi="Arial" w:cs="Arial"/>
               </w:rPr>
             </w:pPr>
+            <w:hyperlink r:id="rId8" w:history="1">
+              <w:r>
+                <w:rPr>
+                  <w:rStyle w:val="Hyperlink"/>
+                </w:rPr>
+                <w:t>https://mldp-project-rofwfnmg3kviqdtfhite7m.streamlit.app/</w:t>
+              </w:r>
+            </w:hyperlink>
+          </w:p>
+          <w:p>
+            <w:pPr>
+              <w:rPr>
+                <w:rFonts w:ascii="Arial" w:hAnsi="Arial" w:cs="Arial"/>
+              </w:rPr>
+            </w:pPr>
           </w:p>
         </w:tc>
       </w:tr>
@@ -1477,21 +1524,172 @@
           <w:bCs/>
         </w:rPr>
       </w:pPr>
-    </w:p>
-    <w:p>
-      <w:pPr>
-        <w:rPr>
-          <w:rFonts w:ascii="Arial" w:hAnsi="Arial" w:cs="Arial"/>
-          <w:b/>
-          <w:bCs/>
-        </w:rPr>
-      </w:pPr>
-      <w:r>
-        <w:rPr>
-          <w:rFonts w:ascii="Arial" w:hAnsi="Arial" w:cs="Arial"/>
-          <w:b/>
-          <w:bCs/>
-        </w:rPr>
+      <w:r>
+        <w:rPr>
+          <w:rFonts w:ascii="Arial" w:hAnsi="Arial" w:cs="Arial"/>
+          <w:b/>
+          <w:bCs/>
+        </w:rPr>
+        <w:drawing>
+          <wp:inline distT="0" distB="0" distL="0" distR="0" wp14:anchorId="6CC74202" wp14:editId="06D16478">
+            <wp:extent cx="5731510" cy="3434080"/>
+            <wp:effectExtent l="0" t="0" r="2540" b="0"/>
+            <wp:docPr id="308415493" name="Picture 1"/>
+            <wp:cNvGraphicFramePr>
+              <a:graphicFrameLocks xmlns:a="http://schemas.openxmlformats.org/drawingml/2006/main" noChangeAspect="1"/>
+            </wp:cNvGraphicFramePr>
+            <a:graphic xmlns:a="http://schemas.openxmlformats.org/drawingml/2006/main">
+              <a:graphicData uri="http://schemas.openxmlformats.org/drawingml/2006/picture">
+                <pic:pic xmlns:pic="http://schemas.openxmlformats.org/drawingml/2006/picture">
+                  <pic:nvPicPr>
+                    <pic:cNvPr id="308415493" name=""/>
+                    <pic:cNvPicPr/>
+                  </pic:nvPicPr>
+                  <pic:blipFill>
+                    <a:blip r:embed="rId9"/>
+                    <a:stretch>
+                      <a:fillRect/>
+                    </a:stretch>
+                  </pic:blipFill>
+                  <pic:spPr>
+                    <a:xfrm>
+                      <a:off x="0" y="0"/>
+                      <a:ext cx="5731510" cy="3434080"/>
+                    </a:xfrm>
+                    <a:prstGeom prst="rect">
+                      <a:avLst/>
+                    </a:prstGeom>
+                  </pic:spPr>
+                </pic:pic>
+              </a:graphicData>
+            </a:graphic>
+          </wp:inline>
+        </w:drawing>
+      </w:r>
+    </w:p>
+    <w:p>
+      <w:pPr>
+        <w:rPr>
+          <w:rFonts w:ascii="Arial" w:hAnsi="Arial" w:cs="Arial"/>
+          <w:b/>
+          <w:bCs/>
+        </w:rPr>
+      </w:pPr>
+    </w:p>
+    <w:p>
+      <w:pPr>
+        <w:rPr>
+          <w:rFonts w:ascii="Arial" w:hAnsi="Arial" w:cs="Arial"/>
+          <w:b/>
+          <w:bCs/>
+        </w:rPr>
+      </w:pPr>
+    </w:p>
+    <w:p>
+      <w:pPr>
+        <w:rPr>
+          <w:rFonts w:ascii="Arial" w:hAnsi="Arial" w:cs="Arial"/>
+          <w:b/>
+          <w:bCs/>
+        </w:rPr>
+      </w:pPr>
+    </w:p>
+    <w:p>
+      <w:pPr>
+        <w:rPr>
+          <w:rFonts w:ascii="Arial" w:hAnsi="Arial" w:cs="Arial"/>
+          <w:b/>
+          <w:bCs/>
+        </w:rPr>
+      </w:pPr>
+    </w:p>
+    <w:p>
+      <w:pPr>
+        <w:rPr>
+          <w:rFonts w:ascii="Arial" w:hAnsi="Arial" w:cs="Arial"/>
+          <w:b/>
+          <w:bCs/>
+        </w:rPr>
+      </w:pPr>
+    </w:p>
+    <w:p>
+      <w:pPr>
+        <w:rPr>
+          <w:rFonts w:ascii="Arial" w:hAnsi="Arial" w:cs="Arial"/>
+          <w:b/>
+          <w:bCs/>
+        </w:rPr>
+      </w:pPr>
+    </w:p>
+    <w:p>
+      <w:pPr>
+        <w:rPr>
+          <w:rFonts w:ascii="Arial" w:hAnsi="Arial" w:cs="Arial"/>
+          <w:b/>
+          <w:bCs/>
+        </w:rPr>
+      </w:pPr>
+    </w:p>
+    <w:p>
+      <w:pPr>
+        <w:rPr>
+          <w:rFonts w:ascii="Arial" w:hAnsi="Arial" w:cs="Arial"/>
+          <w:b/>
+          <w:bCs/>
+        </w:rPr>
+      </w:pPr>
+    </w:p>
+    <w:p>
+      <w:pPr>
+        <w:rPr>
+          <w:rFonts w:ascii="Arial" w:hAnsi="Arial" w:cs="Arial"/>
+          <w:b/>
+          <w:bCs/>
+        </w:rPr>
+      </w:pPr>
+    </w:p>
+    <w:p>
+      <w:pPr>
+        <w:rPr>
+          <w:rFonts w:ascii="Arial" w:hAnsi="Arial" w:cs="Arial"/>
+          <w:b/>
+          <w:bCs/>
+        </w:rPr>
+      </w:pPr>
+    </w:p>
+    <w:p>
+      <w:pPr>
+        <w:rPr>
+          <w:rFonts w:ascii="Arial" w:hAnsi="Arial" w:cs="Arial"/>
+          <w:b/>
+          <w:bCs/>
+        </w:rPr>
+      </w:pPr>
+    </w:p>
+    <w:p>
+      <w:pPr>
+        <w:rPr>
+          <w:rFonts w:ascii="Arial" w:hAnsi="Arial" w:cs="Arial"/>
+          <w:b/>
+          <w:bCs/>
+        </w:rPr>
+      </w:pPr>
+    </w:p>
+    <w:p>
+      <w:pPr>
+        <w:rPr>
+          <w:rFonts w:ascii="Arial" w:hAnsi="Arial" w:cs="Arial"/>
+          <w:b/>
+          <w:bCs/>
+        </w:rPr>
+      </w:pPr>
+      <w:r>
+        <w:rPr>
+          <w:rFonts w:ascii="Arial" w:hAnsi="Arial" w:cs="Arial"/>
+          <w:b/>
+          <w:bCs/>
+        </w:rPr>
+        <w:lastRenderedPageBreak/>
         <w:t>(2) After an option is selected (should show a prediction)</w:t>
       </w:r>
     </w:p>
@@ -1503,21 +1701,199 @@
           <w:bCs/>
         </w:rPr>
       </w:pPr>
-    </w:p>
-    <w:p>
-      <w:pPr>
-        <w:rPr>
-          <w:rFonts w:ascii="Arial" w:hAnsi="Arial" w:cs="Arial"/>
-          <w:b/>
-          <w:bCs/>
-        </w:rPr>
-      </w:pPr>
-      <w:r>
-        <w:rPr>
-          <w:rFonts w:ascii="Arial" w:hAnsi="Arial" w:cs="Arial"/>
-          <w:b/>
-          <w:bCs/>
-        </w:rPr>
+      <w:r>
+        <w:rPr>
+          <w:rFonts w:ascii="Arial" w:hAnsi="Arial" w:cs="Arial"/>
+          <w:b/>
+          <w:bCs/>
+        </w:rPr>
+        <w:drawing>
+          <wp:inline distT="0" distB="0" distL="0" distR="0" wp14:anchorId="0D68343D" wp14:editId="05128DA7">
+            <wp:extent cx="5731510" cy="4189095"/>
+            <wp:effectExtent l="0" t="0" r="2540" b="1905"/>
+            <wp:docPr id="1798185301" name="Picture 1"/>
+            <wp:cNvGraphicFramePr>
+              <a:graphicFrameLocks xmlns:a="http://schemas.openxmlformats.org/drawingml/2006/main" noChangeAspect="1"/>
+            </wp:cNvGraphicFramePr>
+            <a:graphic xmlns:a="http://schemas.openxmlformats.org/drawingml/2006/main">
+              <a:graphicData uri="http://schemas.openxmlformats.org/drawingml/2006/picture">
+                <pic:pic xmlns:pic="http://schemas.openxmlformats.org/drawingml/2006/picture">
+                  <pic:nvPicPr>
+                    <pic:cNvPr id="1798185301" name=""/>
+                    <pic:cNvPicPr/>
+                  </pic:nvPicPr>
+                  <pic:blipFill>
+                    <a:blip r:embed="rId10"/>
+                    <a:stretch>
+                      <a:fillRect/>
+                    </a:stretch>
+                  </pic:blipFill>
+                  <pic:spPr>
+                    <a:xfrm>
+                      <a:off x="0" y="0"/>
+                      <a:ext cx="5731510" cy="4189095"/>
+                    </a:xfrm>
+                    <a:prstGeom prst="rect">
+                      <a:avLst/>
+                    </a:prstGeom>
+                  </pic:spPr>
+                </pic:pic>
+              </a:graphicData>
+            </a:graphic>
+          </wp:inline>
+        </w:drawing>
+      </w:r>
+    </w:p>
+    <w:p>
+      <w:pPr>
+        <w:rPr>
+          <w:rFonts w:ascii="Arial" w:hAnsi="Arial" w:cs="Arial"/>
+          <w:b/>
+          <w:bCs/>
+        </w:rPr>
+      </w:pPr>
+    </w:p>
+    <w:p>
+      <w:pPr>
+        <w:rPr>
+          <w:rFonts w:ascii="Arial" w:hAnsi="Arial" w:cs="Arial"/>
+          <w:b/>
+          <w:bCs/>
+        </w:rPr>
+      </w:pPr>
+    </w:p>
+    <w:p>
+      <w:pPr>
+        <w:rPr>
+          <w:rFonts w:ascii="Arial" w:hAnsi="Arial" w:cs="Arial"/>
+          <w:b/>
+          <w:bCs/>
+        </w:rPr>
+      </w:pPr>
+    </w:p>
+    <w:p>
+      <w:pPr>
+        <w:rPr>
+          <w:rFonts w:ascii="Arial" w:hAnsi="Arial" w:cs="Arial"/>
+          <w:b/>
+          <w:bCs/>
+        </w:rPr>
+      </w:pPr>
+    </w:p>
+    <w:p>
+      <w:pPr>
+        <w:rPr>
+          <w:rFonts w:ascii="Arial" w:hAnsi="Arial" w:cs="Arial"/>
+          <w:b/>
+          <w:bCs/>
+        </w:rPr>
+      </w:pPr>
+    </w:p>
+    <w:p>
+      <w:pPr>
+        <w:rPr>
+          <w:rFonts w:ascii="Arial" w:hAnsi="Arial" w:cs="Arial"/>
+          <w:b/>
+          <w:bCs/>
+        </w:rPr>
+      </w:pPr>
+    </w:p>
+    <w:p>
+      <w:pPr>
+        <w:rPr>
+          <w:rFonts w:ascii="Arial" w:hAnsi="Arial" w:cs="Arial"/>
+          <w:b/>
+          <w:bCs/>
+        </w:rPr>
+      </w:pPr>
+    </w:p>
+    <w:p>
+      <w:pPr>
+        <w:rPr>
+          <w:rFonts w:ascii="Arial" w:hAnsi="Arial" w:cs="Arial"/>
+          <w:b/>
+          <w:bCs/>
+        </w:rPr>
+      </w:pPr>
+    </w:p>
+    <w:p>
+      <w:pPr>
+        <w:rPr>
+          <w:rFonts w:ascii="Arial" w:hAnsi="Arial" w:cs="Arial"/>
+          <w:b/>
+          <w:bCs/>
+        </w:rPr>
+      </w:pPr>
+    </w:p>
+    <w:p>
+      <w:pPr>
+        <w:rPr>
+          <w:rFonts w:ascii="Arial" w:hAnsi="Arial" w:cs="Arial"/>
+          <w:b/>
+          <w:bCs/>
+        </w:rPr>
+      </w:pPr>
+    </w:p>
+    <w:p>
+      <w:pPr>
+        <w:rPr>
+          <w:rFonts w:ascii="Arial" w:hAnsi="Arial" w:cs="Arial"/>
+          <w:b/>
+          <w:bCs/>
+        </w:rPr>
+      </w:pPr>
+    </w:p>
+    <w:p>
+      <w:pPr>
+        <w:rPr>
+          <w:rFonts w:ascii="Arial" w:hAnsi="Arial" w:cs="Arial"/>
+          <w:b/>
+          <w:bCs/>
+        </w:rPr>
+      </w:pPr>
+    </w:p>
+    <w:p>
+      <w:pPr>
+        <w:rPr>
+          <w:rFonts w:ascii="Arial" w:hAnsi="Arial" w:cs="Arial"/>
+          <w:b/>
+          <w:bCs/>
+        </w:rPr>
+      </w:pPr>
+    </w:p>
+    <w:p>
+      <w:pPr>
+        <w:rPr>
+          <w:rFonts w:ascii="Arial" w:hAnsi="Arial" w:cs="Arial"/>
+          <w:b/>
+          <w:bCs/>
+        </w:rPr>
+      </w:pPr>
+    </w:p>
+    <w:p>
+      <w:pPr>
+        <w:rPr>
+          <w:rFonts w:ascii="Arial" w:hAnsi="Arial" w:cs="Arial"/>
+          <w:b/>
+          <w:bCs/>
+        </w:rPr>
+      </w:pPr>
+    </w:p>
+    <w:p>
+      <w:pPr>
+        <w:rPr>
+          <w:rFonts w:ascii="Arial" w:hAnsi="Arial" w:cs="Arial"/>
+          <w:b/>
+          <w:bCs/>
+        </w:rPr>
+      </w:pPr>
+      <w:r>
+        <w:rPr>
+          <w:rFonts w:ascii="Arial" w:hAnsi="Arial" w:cs="Arial"/>
+          <w:b/>
+          <w:bCs/>
+        </w:rPr>
+        <w:lastRenderedPageBreak/>
         <w:t>(3) After another option is selected (should show a change in value for the</w:t>
       </w:r>
     </w:p>
@@ -1546,6 +1922,48 @@
           <w:bCs/>
         </w:rPr>
       </w:pPr>
+      <w:r>
+        <w:rPr>
+          <w:rFonts w:ascii="Arial" w:hAnsi="Arial" w:cs="Arial"/>
+          <w:b/>
+          <w:bCs/>
+        </w:rPr>
+        <w:drawing>
+          <wp:inline distT="0" distB="0" distL="0" distR="0" wp14:anchorId="4EE11263" wp14:editId="6238C7A7">
+            <wp:extent cx="5731510" cy="4775835"/>
+            <wp:effectExtent l="0" t="0" r="2540" b="5715"/>
+            <wp:docPr id="370305329" name="Picture 1"/>
+            <wp:cNvGraphicFramePr>
+              <a:graphicFrameLocks xmlns:a="http://schemas.openxmlformats.org/drawingml/2006/main" noChangeAspect="1"/>
+            </wp:cNvGraphicFramePr>
+            <a:graphic xmlns:a="http://schemas.openxmlformats.org/drawingml/2006/main">
+              <a:graphicData uri="http://schemas.openxmlformats.org/drawingml/2006/picture">
+                <pic:pic xmlns:pic="http://schemas.openxmlformats.org/drawingml/2006/picture">
+                  <pic:nvPicPr>
+                    <pic:cNvPr id="370305329" name=""/>
+                    <pic:cNvPicPr/>
+                  </pic:nvPicPr>
+                  <pic:blipFill>
+                    <a:blip r:embed="rId11"/>
+                    <a:stretch>
+                      <a:fillRect/>
+                    </a:stretch>
+                  </pic:blipFill>
+                  <pic:spPr>
+                    <a:xfrm>
+                      <a:off x="0" y="0"/>
+                      <a:ext cx="5731510" cy="4775835"/>
+                    </a:xfrm>
+                    <a:prstGeom prst="rect">
+                      <a:avLst/>
+                    </a:prstGeom>
+                  </pic:spPr>
+                </pic:pic>
+              </a:graphicData>
+            </a:graphic>
+          </wp:inline>
+        </w:drawing>
+      </w:r>
     </w:p>
     <w:p>
       <w:pPr>
@@ -1589,6 +2007,46 @@
           <w:rFonts w:ascii="Arial Nova" w:hAnsi="Arial Nova"/>
         </w:rPr>
       </w:pPr>
+      <w:r>
+        <w:rPr>
+          <w:rFonts w:ascii="Arial Nova" w:hAnsi="Arial Nova"/>
+        </w:rPr>
+        <w:drawing>
+          <wp:inline distT="0" distB="0" distL="0" distR="0" wp14:anchorId="0AA4CA97" wp14:editId="112C96B3">
+            <wp:extent cx="5731510" cy="2788920"/>
+            <wp:effectExtent l="0" t="0" r="2540" b="0"/>
+            <wp:docPr id="532882164" name="Picture 1"/>
+            <wp:cNvGraphicFramePr>
+              <a:graphicFrameLocks xmlns:a="http://schemas.openxmlformats.org/drawingml/2006/main" noChangeAspect="1"/>
+            </wp:cNvGraphicFramePr>
+            <a:graphic xmlns:a="http://schemas.openxmlformats.org/drawingml/2006/main">
+              <a:graphicData uri="http://schemas.openxmlformats.org/drawingml/2006/picture">
+                <pic:pic xmlns:pic="http://schemas.openxmlformats.org/drawingml/2006/picture">
+                  <pic:nvPicPr>
+                    <pic:cNvPr id="532882164" name=""/>
+                    <pic:cNvPicPr/>
+                  </pic:nvPicPr>
+                  <pic:blipFill>
+                    <a:blip r:embed="rId12"/>
+                    <a:stretch>
+                      <a:fillRect/>
+                    </a:stretch>
+                  </pic:blipFill>
+                  <pic:spPr>
+                    <a:xfrm>
+                      <a:off x="0" y="0"/>
+                      <a:ext cx="5731510" cy="2788920"/>
+                    </a:xfrm>
+                    <a:prstGeom prst="rect">
+                      <a:avLst/>
+                    </a:prstGeom>
+                  </pic:spPr>
+                </pic:pic>
+              </a:graphicData>
+            </a:graphic>
+          </wp:inline>
+        </w:drawing>
+      </w:r>
     </w:p>
     <w:sectPr>
       <w:pgSz w:w="11906" w:h="16838"/>
@@ -2826,6 +3284,29 @@
       </w:tblBorders>
     </w:tblPr>
   </w:style>
+  <w:style w:type="character" w:styleId="Hyperlink">
+    <w:name w:val="Hyperlink"/>
+    <w:basedOn w:val="DefaultParagraphFont"/>
+    <w:uiPriority w:val="99"/>
+    <w:unhideWhenUsed/>
+    <w:rsid w:val="00D235FE"/>
+    <w:rPr>
+      <w:color w:val="467886" w:themeColor="hyperlink"/>
+      <w:u w:val="single"/>
+    </w:rPr>
+  </w:style>
+  <w:style w:type="character" w:styleId="UnresolvedMention">
+    <w:name w:val="Unresolved Mention"/>
+    <w:basedOn w:val="DefaultParagraphFont"/>
+    <w:uiPriority w:val="99"/>
+    <w:semiHidden/>
+    <w:unhideWhenUsed/>
+    <w:rsid w:val="00D235FE"/>
+    <w:rPr>
+      <w:color w:val="605E5C"/>
+      <w:shd w:val="clear" w:color="auto" w:fill="E1DFDD"/>
+    </w:rPr>
+  </w:style>
 </w:styles>
 </file>
 
@@ -3122,4 +3603,16 @@
     </a:ext>
   </a:extLst>
 </a:theme>
+</file>
+
+<file path=customXml/item1.xml><?xml version="1.0" encoding="utf-8"?>
+<b:Sources xmlns:b="http://schemas.openxmlformats.org/officeDocument/2006/bibliography" xmlns="http://schemas.openxmlformats.org/officeDocument/2006/bibliography" SelectedStyle="\APASixthEditionOfficeOnline.xsl" StyleName="APA" Version="6"/>
+</file>
+
+<file path=customXml/itemProps1.xml><?xml version="1.0" encoding="utf-8"?>
+<ds:datastoreItem xmlns:ds="http://schemas.openxmlformats.org/officeDocument/2006/customXml" ds:itemID="{9F68DBC8-3260-4179-99B8-C91A273C4F6A}">
+  <ds:schemaRefs>
+    <ds:schemaRef ds:uri="http://schemas.openxmlformats.org/officeDocument/2006/bibliography"/>
+  </ds:schemaRefs>
+</ds:datastoreItem>
 </file>
--- a/MLDP Program Codes Submission Declaration.docx
+++ b/MLDP Program Codes Submission Declaration.docx
@@ -1434,13 +1434,23 @@
                 <w:bCs/>
               </w:rPr>
             </w:pPr>
+            <w:proofErr w:type="spellStart"/>
             <w:r>
               <w:rPr>
                 <w:rFonts w:ascii="Arial" w:hAnsi="Arial" w:cs="Arial"/>
                 <w:b/>
                 <w:bCs/>
               </w:rPr>
-              <w:t>Streamlit link</w:t>
+              <w:t>Streamlit</w:t>
+            </w:r>
+            <w:proofErr w:type="spellEnd"/>
+            <w:r>
+              <w:rPr>
+                <w:rFonts w:ascii="Arial" w:hAnsi="Arial" w:cs="Arial"/>
+                <w:b/>
+                <w:bCs/>
+              </w:rPr>
+              <w:t xml:space="preserve"> link</w:t>
             </w:r>
           </w:p>
         </w:tc>
@@ -1529,6 +1539,7 @@
           <w:rFonts w:ascii="Arial" w:hAnsi="Arial" w:cs="Arial"/>
           <w:b/>
           <w:bCs/>
+          <w:noProof/>
         </w:rPr>
         <w:drawing>
           <wp:inline distT="0" distB="0" distL="0" distR="0" wp14:anchorId="6CC74202" wp14:editId="06D16478">
@@ -1706,6 +1717,7 @@
           <w:rFonts w:ascii="Arial" w:hAnsi="Arial" w:cs="Arial"/>
           <w:b/>
           <w:bCs/>
+          <w:noProof/>
         </w:rPr>
         <w:drawing>
           <wp:inline distT="0" distB="0" distL="0" distR="0" wp14:anchorId="0D68343D" wp14:editId="05128DA7">
@@ -1927,6 +1939,7 @@
           <w:rFonts w:ascii="Arial" w:hAnsi="Arial" w:cs="Arial"/>
           <w:b/>
           <w:bCs/>
+          <w:noProof/>
         </w:rPr>
         <w:drawing>
           <wp:inline distT="0" distB="0" distL="0" distR="0" wp14:anchorId="4EE11263" wp14:editId="6238C7A7">
@@ -2010,6 +2023,7 @@
       <w:r>
         <w:rPr>
           <w:rFonts w:ascii="Arial Nova" w:hAnsi="Arial Nova"/>
+          <w:noProof/>
         </w:rPr>
         <w:drawing>
           <wp:inline distT="0" distB="0" distL="0" distR="0" wp14:anchorId="0AA4CA97" wp14:editId="112C96B3">
